--- a/engine/savola_study/SAVOLA_Bibliography_19-08-2026.docx
+++ b/engine/savola_study/SAVOLA_Bibliography_19-08-2026.docx
@@ -2107,7 +2107,7 @@
                 <w:color w:val="1C3A36"/>
                 <w:sz w:val="15"/>
               </w:rPr>
-              <w:t>adm_fy23</w:t>
+              <w:t>accum_dep_depreciable_fy25</w:t>
             </w:r>
           </w:p>
         </w:tc>
@@ -2124,7 +2124,7 @@
                 <w:color w:val="1C3A36"/>
                 <w:sz w:val="15"/>
               </w:rPr>
-              <w:t>869.8</w:t>
+              <w:t>6,863.7</w:t>
             </w:r>
           </w:p>
         </w:tc>
@@ -2141,7 +2141,7 @@
                 <w:color w:val="1C3A36"/>
                 <w:sz w:val="15"/>
               </w:rPr>
-              <w:t>Audited consolidated FS FY2024, savola.com (KPMG, 10-Mar-2025), FY2023 comparative, administrative</w:t>
+              <w:t>Audited consolidated FS FY2025, savola.com/en/investors/financial-statements (Deloitte &amp; Touche, unmodified opinion, authorized 05-Mar-2026), note 6, accumulated depreciation and impairment at 31-Dec-2025 on the DEPRECIABLE classes only (buildings 1,420,808 + leasehold improvements 1,320,733 + plant and equipment 1,448,812 + furniture and office equipment 2,291,773 + vehicles 381,577), land and construction in progress excluded. SAR mn</w:t>
             </w:r>
           </w:p>
         </w:tc>
@@ -2158,7 +2158,7 @@
                 <w:color w:val="1C3A36"/>
                 <w:sz w:val="15"/>
               </w:rPr>
-              <w:t>2025-03-10</w:t>
+              <w:t>2026-03-05</w:t>
             </w:r>
           </w:p>
         </w:tc>
@@ -2177,7 +2177,7 @@
                 <w:color w:val="1C3A36"/>
                 <w:sz w:val="15"/>
               </w:rPr>
-              <w:t>adm_fy24</w:t>
+              <w:t>adm_fy23</w:t>
             </w:r>
           </w:p>
         </w:tc>
@@ -2194,7 +2194,7 @@
                 <w:color w:val="1C3A36"/>
                 <w:sz w:val="15"/>
               </w:rPr>
-              <w:t>901.7</w:t>
+              <w:t>869.8</w:t>
             </w:r>
           </w:p>
         </w:tc>
@@ -2211,7 +2211,7 @@
                 <w:color w:val="1C3A36"/>
                 <w:sz w:val="15"/>
               </w:rPr>
-              <w:t>Audited consolidated FS FY2025, savola.com/en/investors/financial-statements (Deloitte &amp; Touche, unmodified opinion, authorized 05-Mar-2026), FY2024 comparative</w:t>
+              <w:t>Audited consolidated FS FY2024, savola.com (KPMG, 10-Mar-2025), FY2023 comparative, administrative</w:t>
             </w:r>
           </w:p>
         </w:tc>
@@ -2228,7 +2228,7 @@
                 <w:color w:val="1C3A36"/>
                 <w:sz w:val="15"/>
               </w:rPr>
-              <w:t>2026-03-05</w:t>
+              <w:t>2025-03-10</w:t>
             </w:r>
           </w:p>
         </w:tc>
@@ -2247,7 +2247,7 @@
                 <w:color w:val="1C3A36"/>
                 <w:sz w:val="15"/>
               </w:rPr>
-              <w:t>adm_fy25</w:t>
+              <w:t>adm_fy24</w:t>
             </w:r>
           </w:p>
         </w:tc>
@@ -2264,7 +2264,7 @@
                 <w:color w:val="1C3A36"/>
                 <w:sz w:val="15"/>
               </w:rPr>
-              <w:t>820.2</w:t>
+              <w:t>901.7</w:t>
             </w:r>
           </w:p>
         </w:tc>
@@ -2281,7 +2281,7 @@
                 <w:color w:val="1C3A36"/>
                 <w:sz w:val="15"/>
               </w:rPr>
-              <w:t>Audited consolidated FS FY2025, savola.com/en/investors/financial-statements (Deloitte &amp; Touche, unmodified opinion, authorized 05-Mar-2026), note 37</w:t>
+              <w:t>Audited consolidated FS FY2025, savola.com/en/investors/financial-statements (Deloitte &amp; Touche, unmodified opinion, authorized 05-Mar-2026), FY2024 comparative</w:t>
             </w:r>
           </w:p>
         </w:tc>
@@ -2317,7 +2317,7 @@
                 <w:color w:val="1C3A36"/>
                 <w:sz w:val="15"/>
               </w:rPr>
-              <w:t>assoc_fy25</w:t>
+              <w:t>adm_fy25</w:t>
             </w:r>
           </w:p>
         </w:tc>
@@ -2334,7 +2334,7 @@
                 <w:color w:val="1C3A36"/>
                 <w:sz w:val="15"/>
               </w:rPr>
-              <w:t>51.775</w:t>
+              <w:t>820.2</w:t>
             </w:r>
           </w:p>
         </w:tc>
@@ -2351,7 +2351,7 @@
                 <w:color w:val="1C3A36"/>
                 <w:sz w:val="15"/>
               </w:rPr>
-              <w:t>Audited consolidated FS FY2025, savola.com/en/investors/financial-statements (Deloitte &amp; Touche, unmodified opinion, authorized 05-Mar-2026): share of results of equity-accounted investees (Kinan), net of zakat and tax</w:t>
+              <w:t>Audited consolidated FS FY2025, savola.com/en/investors/financial-statements (Deloitte &amp; Touche, unmodified opinion, authorized 05-Mar-2026), note 37</w:t>
             </w:r>
           </w:p>
         </w:tc>
@@ -2387,7 +2387,7 @@
                 <w:color w:val="1C3A36"/>
                 <w:sz w:val="15"/>
               </w:rPr>
-              <w:t>cash_fy25</w:t>
+              <w:t>asset_life_years</w:t>
             </w:r>
           </w:p>
         </w:tc>
@@ -2404,7 +2404,7 @@
                 <w:color w:val="1C3A36"/>
                 <w:sz w:val="15"/>
               </w:rPr>
-              <w:t>904.1</w:t>
+              <w:t>18.03</w:t>
             </w:r>
           </w:p>
         </w:tc>
@@ -2421,7 +2421,7 @@
                 <w:color w:val="1C3A36"/>
                 <w:sz w:val="15"/>
               </w:rPr>
-              <w:t>Audited consolidated FS FY2025, savola.com/en/investors/financial-statements (Deloitte &amp; Touche, unmodified opinion, authorized 05-Mar-2026), note 15 (incl. &lt;3-month deposits 306.7)</w:t>
+              <w:t>Audited consolidated FS FY2025, savola.com/en/investors/financial-statements (Deloitte &amp; Touche, unmodified opinion, authorized 05-Mar-2026), note 6, DERIVED BY IDENTITY from the note's own two columns and LABELLED as derived: gross cost of the depreciable base (buildings 2,824,359 + leasehold improvements 2,133,648 + plant and equipment 2,563,647 + furniture and office equipment 3,011,907 + vehicles 446,993 = 10,980,554, land and construction in progress excluded because neither is depreciated) divided by the year's own depreciation charge of 608,933. The policy note gives RANGES per class (buildings 5-50, leasehold improvements 3-33, plant and equipment 3-40, furniture and office equipment 1-10, vehicles 2-15) and no weighting, so a single figure cannot be read off it; the identity supplies one from figures that exist. CROSS-CHECKED against FY2024's own columns, which give 17.05 on the same identity, and the route is clean here because 2025 carries no business-combination additions to contaminate the charge. TWO CLASSES COME OUT ABOVE THEIR OWN DISCLOSED RANGE (vehicles 31.9 years against 2-15, furniture 13.9 against 1-10), which says those bases are largely written down rather than that the note is wrong, and is recorded rather than smoothed</w:t>
             </w:r>
           </w:p>
         </w:tc>
@@ -2457,7 +2457,7 @@
                 <w:color w:val="1C3A36"/>
                 <w:sz w:val="15"/>
               </w:rPr>
-              <w:t>cash_jun26</w:t>
+              <w:t>assoc_fy25</w:t>
             </w:r>
           </w:p>
         </w:tc>
@@ -2474,7 +2474,7 @@
                 <w:color w:val="1C3A36"/>
                 <w:sz w:val="15"/>
               </w:rPr>
-              <w:t>1,051.4</w:t>
+              <w:t>51.775</w:t>
             </w:r>
           </w:p>
         </w:tc>
@@ -2491,7 +2491,7 @@
                 <w:color w:val="1C3A36"/>
                 <w:sz w:val="15"/>
               </w:rPr>
-              <w:t>Q2-2026 reviewed interim FS: cash and cash equivalents at 30-Jun-2026 (context for the weight construction; weights use gross debt)</w:t>
+              <w:t>Audited consolidated FS FY2025, savola.com/en/investors/financial-statements (Deloitte &amp; Touche, unmodified opinion, authorized 05-Mar-2026): share of results of equity-accounted investees (Kinan), net of zakat and tax</w:t>
             </w:r>
           </w:p>
         </w:tc>
@@ -2508,7 +2508,7 @@
                 <w:color w:val="1C3A36"/>
                 <w:sz w:val="15"/>
               </w:rPr>
-              <w:t>2026-08-05</w:t>
+              <w:t>2026-03-05</w:t>
             </w:r>
           </w:p>
         </w:tc>
@@ -2527,7 +2527,7 @@
                 <w:color w:val="1C3A36"/>
                 <w:sz w:val="15"/>
               </w:rPr>
-              <w:t>cogs_fy23</w:t>
+              <w:t>cash_fy25</w:t>
             </w:r>
           </w:p>
         </w:tc>
@@ -2544,7 +2544,7 @@
                 <w:color w:val="1C3A36"/>
                 <w:sz w:val="15"/>
               </w:rPr>
-              <w:t>19,103.7</w:t>
+              <w:t>904.1</w:t>
             </w:r>
           </w:p>
         </w:tc>
@@ -2561,7 +2561,7 @@
                 <w:color w:val="1C3A36"/>
                 <w:sz w:val="15"/>
               </w:rPr>
-              <w:t>Audited consolidated FS FY2024, savola.com (KPMG, 10-Mar-2025), FY2023 comparative</w:t>
+              <w:t>Audited consolidated FS FY2025, savola.com/en/investors/financial-statements (Deloitte &amp; Touche, unmodified opinion, authorized 05-Mar-2026), note 15 (incl. &lt;3-month deposits 306.7)</w:t>
             </w:r>
           </w:p>
         </w:tc>
@@ -2578,7 +2578,7 @@
                 <w:color w:val="1C3A36"/>
                 <w:sz w:val="15"/>
               </w:rPr>
-              <w:t>2025-03-10</w:t>
+              <w:t>2026-03-05</w:t>
             </w:r>
           </w:p>
         </w:tc>
@@ -2597,7 +2597,7 @@
                 <w:color w:val="1C3A36"/>
                 <w:sz w:val="15"/>
               </w:rPr>
-              <w:t>cogs_fy24</w:t>
+              <w:t>cash_jun26</w:t>
             </w:r>
           </w:p>
         </w:tc>
@@ -2614,7 +2614,7 @@
                 <w:color w:val="1C3A36"/>
                 <w:sz w:val="15"/>
               </w:rPr>
-              <w:t>18,212.9</w:t>
+              <w:t>1,051.4</w:t>
             </w:r>
           </w:p>
         </w:tc>
@@ -2631,7 +2631,7 @@
                 <w:color w:val="1C3A36"/>
                 <w:sz w:val="15"/>
               </w:rPr>
-              <w:t>Audited consolidated FS FY2025, savola.com/en/investors/financial-statements (Deloitte &amp; Touche, unmodified opinion, authorized 05-Mar-2026), FY2024 comparative</w:t>
+              <w:t>Q2-2026 reviewed interim FS: cash and cash equivalents at 30-Jun-2026 (context for the weight construction; weights use gross debt)</w:t>
             </w:r>
           </w:p>
         </w:tc>
@@ -2648,7 +2648,7 @@
                 <w:color w:val="1C3A36"/>
                 <w:sz w:val="15"/>
               </w:rPr>
-              <w:t>2026-03-05</w:t>
+              <w:t>2026-08-05</w:t>
             </w:r>
           </w:p>
         </w:tc>
@@ -2667,7 +2667,7 @@
                 <w:color w:val="1C3A36"/>
                 <w:sz w:val="15"/>
               </w:rPr>
-              <w:t>cogs_fy25</w:t>
+              <w:t>cogs_fy23</w:t>
             </w:r>
           </w:p>
         </w:tc>
@@ -2684,7 +2684,7 @@
                 <w:color w:val="1C3A36"/>
                 <w:sz w:val="15"/>
               </w:rPr>
-              <w:t>20,992.2</w:t>
+              <w:t>19,103.7</w:t>
             </w:r>
           </w:p>
         </w:tc>
@@ -2701,7 +2701,7 @@
                 <w:color w:val="1C3A36"/>
                 <w:sz w:val="15"/>
               </w:rPr>
-              <w:t>Audited consolidated FS FY2025, savola.com/en/investors/financial-statements (Deloitte &amp; Touche, unmodified opinion, authorized 05-Mar-2026)</w:t>
+              <w:t>Audited consolidated FS FY2024, savola.com (KPMG, 10-Mar-2025), FY2023 comparative</w:t>
             </w:r>
           </w:p>
         </w:tc>
@@ -2718,7 +2718,7 @@
                 <w:color w:val="1C3A36"/>
                 <w:sz w:val="15"/>
               </w:rPr>
-              <w:t>2026-03-05</w:t>
+              <w:t>2025-03-10</w:t>
             </w:r>
           </w:p>
         </w:tc>
@@ -2737,6 +2737,146 @@
                 <w:color w:val="1C3A36"/>
                 <w:sz w:val="15"/>
               </w:rPr>
+              <w:t>cogs_fy24</w:t>
+            </w:r>
+          </w:p>
+        </w:tc>
+        <w:tc>
+          <w:tcPr>
+            <w:tcW w:type="dxa" w:w="1656"/>
+          </w:tcPr>
+          <w:p>
+            <w:pPr>
+              <w:spacing w:after="20"/>
+            </w:pPr>
+            <w:r>
+              <w:rPr>
+                <w:color w:val="1C3A36"/>
+                <w:sz w:val="15"/>
+              </w:rPr>
+              <w:t>18,212.9</w:t>
+            </w:r>
+          </w:p>
+        </w:tc>
+        <w:tc>
+          <w:tcPr>
+            <w:tcW w:type="dxa" w:w="5400"/>
+          </w:tcPr>
+          <w:p>
+            <w:pPr>
+              <w:spacing w:after="20"/>
+            </w:pPr>
+            <w:r>
+              <w:rPr>
+                <w:color w:val="1C3A36"/>
+                <w:sz w:val="15"/>
+              </w:rPr>
+              <w:t>Audited consolidated FS FY2025, savola.com/en/investors/financial-statements (Deloitte &amp; Touche, unmodified opinion, authorized 05-Mar-2026), FY2024 comparative</w:t>
+            </w:r>
+          </w:p>
+        </w:tc>
+        <w:tc>
+          <w:tcPr>
+            <w:tcW w:type="dxa" w:w="1080"/>
+          </w:tcPr>
+          <w:p>
+            <w:pPr>
+              <w:spacing w:after="20"/>
+            </w:pPr>
+            <w:r>
+              <w:rPr>
+                <w:color w:val="1C3A36"/>
+                <w:sz w:val="15"/>
+              </w:rPr>
+              <w:t>2026-03-05</w:t>
+            </w:r>
+          </w:p>
+        </w:tc>
+      </w:tr>
+      <w:tr>
+        <w:tc>
+          <w:tcPr>
+            <w:tcW w:type="dxa" w:w="2088"/>
+          </w:tcPr>
+          <w:p>
+            <w:pPr>
+              <w:spacing w:after="20"/>
+            </w:pPr>
+            <w:r>
+              <w:rPr>
+                <w:color w:val="1C3A36"/>
+                <w:sz w:val="15"/>
+              </w:rPr>
+              <w:t>cogs_fy25</w:t>
+            </w:r>
+          </w:p>
+        </w:tc>
+        <w:tc>
+          <w:tcPr>
+            <w:tcW w:type="dxa" w:w="1656"/>
+          </w:tcPr>
+          <w:p>
+            <w:pPr>
+              <w:spacing w:after="20"/>
+            </w:pPr>
+            <w:r>
+              <w:rPr>
+                <w:color w:val="1C3A36"/>
+                <w:sz w:val="15"/>
+              </w:rPr>
+              <w:t>20,992.2</w:t>
+            </w:r>
+          </w:p>
+        </w:tc>
+        <w:tc>
+          <w:tcPr>
+            <w:tcW w:type="dxa" w:w="5400"/>
+          </w:tcPr>
+          <w:p>
+            <w:pPr>
+              <w:spacing w:after="20"/>
+            </w:pPr>
+            <w:r>
+              <w:rPr>
+                <w:color w:val="1C3A36"/>
+                <w:sz w:val="15"/>
+              </w:rPr>
+              <w:t>Audited consolidated FS FY2025, savola.com/en/investors/financial-statements (Deloitte &amp; Touche, unmodified opinion, authorized 05-Mar-2026)</w:t>
+            </w:r>
+          </w:p>
+        </w:tc>
+        <w:tc>
+          <w:tcPr>
+            <w:tcW w:type="dxa" w:w="1080"/>
+          </w:tcPr>
+          <w:p>
+            <w:pPr>
+              <w:spacing w:after="20"/>
+            </w:pPr>
+            <w:r>
+              <w:rPr>
+                <w:color w:val="1C3A36"/>
+                <w:sz w:val="15"/>
+              </w:rPr>
+              <w:t>2026-03-05</w:t>
+            </w:r>
+          </w:p>
+        </w:tc>
+      </w:tr>
+      <w:tr>
+        <w:tc>
+          <w:tcPr>
+            <w:tcW w:type="dxa" w:w="2088"/>
+          </w:tcPr>
+          <w:p>
+            <w:pPr>
+              <w:spacing w:after="20"/>
+            </w:pPr>
+            <w:r>
+              <w:rPr>
+                <w:color w:val="1C3A36"/>
+                <w:sz w:val="15"/>
+              </w:rPr>
               <w:t>contract_fy25</w:t>
             </w:r>
           </w:p>
@@ -2772,6 +2912,76 @@
                 <w:sz w:val="15"/>
               </w:rPr>
               <w:t>Audited consolidated FS FY2025, savola.com/en/investors/financial-statements (Deloitte &amp; Touche, unmodified opinion, authorized 05-Mar-2026)</w:t>
+            </w:r>
+          </w:p>
+        </w:tc>
+        <w:tc>
+          <w:tcPr>
+            <w:tcW w:type="dxa" w:w="1080"/>
+          </w:tcPr>
+          <w:p>
+            <w:pPr>
+              <w:spacing w:after="20"/>
+            </w:pPr>
+            <w:r>
+              <w:rPr>
+                <w:color w:val="1C3A36"/>
+                <w:sz w:val="15"/>
+              </w:rPr>
+              <w:t>2026-03-05</w:t>
+            </w:r>
+          </w:p>
+        </w:tc>
+      </w:tr>
+      <w:tr>
+        <w:tc>
+          <w:tcPr>
+            <w:tcW w:type="dxa" w:w="2088"/>
+          </w:tcPr>
+          <w:p>
+            <w:pPr>
+              <w:spacing w:after="20"/>
+            </w:pPr>
+            <w:r>
+              <w:rPr>
+                <w:color w:val="1C3A36"/>
+                <w:sz w:val="15"/>
+              </w:rPr>
+              <w:t>dep_charge_fy25</w:t>
+            </w:r>
+          </w:p>
+        </w:tc>
+        <w:tc>
+          <w:tcPr>
+            <w:tcW w:type="dxa" w:w="1656"/>
+          </w:tcPr>
+          <w:p>
+            <w:pPr>
+              <w:spacing w:after="20"/>
+            </w:pPr>
+            <w:r>
+              <w:rPr>
+                <w:color w:val="1C3A36"/>
+                <w:sz w:val="15"/>
+              </w:rPr>
+              <w:t>608.9</w:t>
+            </w:r>
+          </w:p>
+        </w:tc>
+        <w:tc>
+          <w:tcPr>
+            <w:tcW w:type="dxa" w:w="5400"/>
+          </w:tcPr>
+          <w:p>
+            <w:pPr>
+              <w:spacing w:after="20"/>
+            </w:pPr>
+            <w:r>
+              <w:rPr>
+                <w:color w:val="1C3A36"/>
+                <w:sz w:val="15"/>
+              </w:rPr>
+              <w:t>Audited consolidated FS FY2025, savola.com/en/investors/financial-statements (Deloitte &amp; Touche, unmodified opinion, authorized 05-Mar-2026), note 6, depreciation for the year 2025 on the same classes. SAR mn</w:t>
             </w:r>
           </w:p>
         </w:tc>
@@ -12736,7 +12946,7 @@
                 <w:color w:val="1C3A36"/>
                 <w:sz w:val="15"/>
               </w:rPr>
-              <w:t>25.4</w:t>
+              <w:t>30.3</w:t>
             </w:r>
           </w:p>
         </w:tc>
@@ -12753,7 +12963,7 @@
                 <w:color w:val="1C3A36"/>
                 <w:sz w:val="15"/>
               </w:rPr>
-              <w:t>SETTLED Tadawul close for SAVOLA (2050), 18-Aug-2026, confirmed as the prior-session close on Argaam 19-Aug-2026 (prev close 25.82, O 25.66 / H 25.78 / L 25.20, vol 859,264 across three reconciling feeds). The 25.30 in the uploaded export was an intraday print — the third occurrence of the settled-print vendor defect class in this project (TASI, RIYADHCABLE); the library row is corrected in the same edition</w:t>
+              <w:t>Tadawul close for SAVOLA (2050), 3 September 2026, from the price file the principal supplied that day and committed to the repository. THE STUDY IS RE-STRUCK ON IT because no study is delivered against a stale price: the prior edition stood on the settled 18-August close of 25.40, and the stock has since risen 19.3%, which turns a central 7.3% ABOVE the price into one 17.4% BELOW it. The 25.40 itself was a correction — the 25.30 in that day's export was an intraday print, the third occurrence of the settled-print vendor defect class in this project (TASI, RIYADHCABLE) — and it is recorded here rather than dropped, because the corrected figure is the one this edition moves away from</w:t>
             </w:r>
           </w:p>
         </w:tc>
@@ -12770,7 +12980,7 @@
                 <w:color w:val="1C3A36"/>
                 <w:sz w:val="15"/>
               </w:rPr>
-              <w:t>2026-08-19</w:t>
+              <w:t>2026-09-03</w:t>
             </w:r>
           </w:p>
         </w:tc>
@@ -13125,6 +13335,216 @@
                 <w:color w:val="1C3A36"/>
                 <w:sz w:val="15"/>
               </w:rPr>
+              <w:t>rf_curve_hi</w:t>
+            </w:r>
+          </w:p>
+        </w:tc>
+        <w:tc>
+          <w:tcPr>
+            <w:tcW w:type="dxa" w:w="1656"/>
+          </w:tcPr>
+          <w:p>
+            <w:pPr>
+              <w:spacing w:after="20"/>
+            </w:pPr>
+            <w:r>
+              <w:rPr>
+                <w:color w:val="1C3A36"/>
+                <w:sz w:val="15"/>
+              </w:rPr>
+              <w:t>0.0583</w:t>
+            </w:r>
+          </w:p>
+        </w:tc>
+        <w:tc>
+          <w:tcPr>
+            <w:tcW w:type="dxa" w:w="5400"/>
+          </w:tcPr>
+          <w:p>
+            <w:pPr>
+              <w:spacing w:after="20"/>
+            </w:pPr>
+            <w:r>
+              <w:rPr>
+                <w:color w:val="1C3A36"/>
+                <w:sz w:val="15"/>
+              </w:rPr>
+              <w:t>FTSE SAGBI factsheet, 31-Jul-2026: the high end of the published curve</w:t>
+            </w:r>
+          </w:p>
+        </w:tc>
+        <w:tc>
+          <w:tcPr>
+            <w:tcW w:type="dxa" w:w="1080"/>
+          </w:tcPr>
+          <w:p>
+            <w:pPr>
+              <w:spacing w:after="20"/>
+            </w:pPr>
+            <w:r>
+              <w:rPr>
+                <w:color w:val="1C3A36"/>
+                <w:sz w:val="15"/>
+              </w:rPr>
+              <w:t>2026-07-31</w:t>
+            </w:r>
+          </w:p>
+        </w:tc>
+      </w:tr>
+      <w:tr>
+        <w:tc>
+          <w:tcPr>
+            <w:tcW w:type="dxa" w:w="2088"/>
+          </w:tcPr>
+          <w:p>
+            <w:pPr>
+              <w:spacing w:after="20"/>
+            </w:pPr>
+            <w:r>
+              <w:rPr>
+                <w:color w:val="1C3A36"/>
+                <w:sz w:val="15"/>
+              </w:rPr>
+              <w:t>rf_curve_lo</w:t>
+            </w:r>
+          </w:p>
+        </w:tc>
+        <w:tc>
+          <w:tcPr>
+            <w:tcW w:type="dxa" w:w="1656"/>
+          </w:tcPr>
+          <w:p>
+            <w:pPr>
+              <w:spacing w:after="20"/>
+            </w:pPr>
+            <w:r>
+              <w:rPr>
+                <w:color w:val="1C3A36"/>
+                <w:sz w:val="15"/>
+              </w:rPr>
+              <w:t>0.0522</w:t>
+            </w:r>
+          </w:p>
+        </w:tc>
+        <w:tc>
+          <w:tcPr>
+            <w:tcW w:type="dxa" w:w="5400"/>
+          </w:tcPr>
+          <w:p>
+            <w:pPr>
+              <w:spacing w:after="20"/>
+            </w:pPr>
+            <w:r>
+              <w:rPr>
+                <w:color w:val="1C3A36"/>
+                <w:sz w:val="15"/>
+              </w:rPr>
+              <w:t>FTSE SAGBI factsheet, 31-Jul-2026: the low end of the published curve</w:t>
+            </w:r>
+          </w:p>
+        </w:tc>
+        <w:tc>
+          <w:tcPr>
+            <w:tcW w:type="dxa" w:w="1080"/>
+          </w:tcPr>
+          <w:p>
+            <w:pPr>
+              <w:spacing w:after="20"/>
+            </w:pPr>
+            <w:r>
+              <w:rPr>
+                <w:color w:val="1C3A36"/>
+                <w:sz w:val="15"/>
+              </w:rPr>
+              <w:t>2026-07-31</w:t>
+            </w:r>
+          </w:p>
+        </w:tc>
+      </w:tr>
+      <w:tr>
+        <w:tc>
+          <w:tcPr>
+            <w:tcW w:type="dxa" w:w="2088"/>
+          </w:tcPr>
+          <w:p>
+            <w:pPr>
+              <w:spacing w:after="20"/>
+            </w:pPr>
+            <w:r>
+              <w:rPr>
+                <w:color w:val="1C3A36"/>
+                <w:sz w:val="15"/>
+              </w:rPr>
+              <w:t>rf_index_whole</w:t>
+            </w:r>
+          </w:p>
+        </w:tc>
+        <w:tc>
+          <w:tcPr>
+            <w:tcW w:type="dxa" w:w="1656"/>
+          </w:tcPr>
+          <w:p>
+            <w:pPr>
+              <w:spacing w:after="20"/>
+            </w:pPr>
+            <w:r>
+              <w:rPr>
+                <w:color w:val="1C3A36"/>
+                <w:sz w:val="15"/>
+              </w:rPr>
+              <w:t>0.0548</w:t>
+            </w:r>
+          </w:p>
+        </w:tc>
+        <w:tc>
+          <w:tcPr>
+            <w:tcW w:type="dxa" w:w="5400"/>
+          </w:tcPr>
+          <w:p>
+            <w:pPr>
+              <w:spacing w:after="20"/>
+            </w:pPr>
+            <w:r>
+              <w:rPr>
+                <w:color w:val="1C3A36"/>
+                <w:sz w:val="15"/>
+              </w:rPr>
+              <w:t>FTSE SAGBI factsheet, 31-Jul-2026: whole-index yield to maturity, quoted beside the 7-10y bucket as context</w:t>
+            </w:r>
+          </w:p>
+        </w:tc>
+        <w:tc>
+          <w:tcPr>
+            <w:tcW w:type="dxa" w:w="1080"/>
+          </w:tcPr>
+          <w:p>
+            <w:pPr>
+              <w:spacing w:after="20"/>
+            </w:pPr>
+            <w:r>
+              <w:rPr>
+                <w:color w:val="1C3A36"/>
+                <w:sz w:val="15"/>
+              </w:rPr>
+              <w:t>2026-07-31</w:t>
+            </w:r>
+          </w:p>
+        </w:tc>
+      </w:tr>
+      <w:tr>
+        <w:tc>
+          <w:tcPr>
+            <w:tcW w:type="dxa" w:w="2088"/>
+          </w:tcPr>
+          <w:p>
+            <w:pPr>
+              <w:spacing w:after="20"/>
+            </w:pPr>
+            <w:r>
+              <w:rPr>
+                <w:color w:val="1C3A36"/>
+                <w:sz w:val="15"/>
+              </w:rPr>
               <w:t>rf_observed</w:t>
             </w:r>
           </w:p>
@@ -13814,7 +14234,7 @@
                 <w:color w:val="1C3A36"/>
                 <w:sz w:val="15"/>
               </w:rPr>
-              <w:t>230.0</w:t>
+              <w:t>246.0</w:t>
             </w:r>
           </w:p>
         </w:tc>
@@ -13831,7 +14251,7 @@
                 <w:color w:val="1C3A36"/>
                 <w:sz w:val="15"/>
               </w:rPr>
-              <w:t>31-Dec-2025 valuation date to the 18-Aug-2026 price anchor</w:t>
+              <w:t>31-Dec-2025 valuation date to the 3-Sep-2026 price anchor (246 days). Sixteen days longer than the prior edition's, because the anchor moved with the price it is compared against</w:t>
             </w:r>
           </w:p>
         </w:tc>
@@ -13848,7 +14268,7 @@
                 <w:color w:val="1C3A36"/>
                 <w:sz w:val="15"/>
               </w:rPr>
-              <w:t>2026-08-18</w:t>
+              <w:t>2026-09-03</w:t>
             </w:r>
           </w:p>
         </w:tc>
@@ -13937,7 +14357,7 @@
                 <w:color w:val="1C3A36"/>
                 <w:sz w:val="15"/>
               </w:rPr>
-              <w:t>frz_rev_g</w:t>
+              <w:t>crit_delta_lease</w:t>
             </w:r>
           </w:p>
         </w:tc>
@@ -13954,7 +14374,7 @@
                 <w:color w:val="1C3A36"/>
                 <w:sz w:val="15"/>
               </w:rPr>
-              <w:t>0.01, 0.035, 0.035, 0.03, 0.03</w:t>
+              <w:t>-0.0397</w:t>
             </w:r>
           </w:p>
         </w:tc>
@@ -13971,7 +14391,7 @@
                 <w:color w:val="1C3A36"/>
                 <w:sz w:val="15"/>
               </w:rPr>
-              <w:t>H1-2026 -1.4% with a stronger Q2; FY26E +1% (H2 recovery per company), then 3-3.5% B2B/food-service growth</w:t>
+              <w:t>SUPERSEDED-EDITION DELTA: charging the FULL lease additions in the cash-flow waterfall rather than renewals only, priced against the 18-Aug-2026 first edition's own central</w:t>
             </w:r>
           </w:p>
         </w:tc>
@@ -13988,7 +14408,7 @@
                 <w:color w:val="1C3A36"/>
                 <w:sz w:val="15"/>
               </w:rPr>
-              <w:t>2026-08-18</w:t>
+              <w:t>2026-08-19</w:t>
             </w:r>
           </w:p>
         </w:tc>
@@ -14007,7 +14427,7 @@
                 <w:color w:val="1C3A36"/>
                 <w:sz w:val="15"/>
               </w:rPr>
-              <w:t>g_term</w:t>
+              <w:t>crit_delta_relative</w:t>
             </w:r>
           </w:p>
         </w:tc>
@@ -14024,7 +14444,7 @@
                 <w:color w:val="1C3A36"/>
                 <w:sz w:val="15"/>
               </w:rPr>
-              <w:t>0.025</w:t>
+              <w:t>-0.032</w:t>
             </w:r>
           </w:p>
         </w:tc>
@@ -14041,7 +14461,7 @@
                 <w:color w:val="1C3A36"/>
                 <w:sz w:val="15"/>
               </w:rPr>
-              <w:t>terminal growth 2.5% = Saudi CPI 1.8% (GASTAT Jul-2026) + ~0.7% real staples growth; below nominal GDP</w:t>
+              <w:t>SUPERSEDED-EDITION DELTA: the relative lens rebuilt trailing-on-trailing with Al Othaim not meaningful, before the offsetting quote refresh</w:t>
             </w:r>
           </w:p>
         </w:tc>
@@ -14058,7 +14478,7 @@
                 <w:color w:val="1C3A36"/>
                 <w:sz w:val="15"/>
               </w:rPr>
-              <w:t>2026-08-14</w:t>
+              <w:t>2026-08-19</w:t>
             </w:r>
           </w:p>
         </w:tc>
@@ -14077,7 +14497,7 @@
                 <w:color w:val="1C3A36"/>
                 <w:sz w:val="15"/>
               </w:rPr>
-              <w:t>herfy_rev_g</w:t>
+              <w:t>crit_delta_roic</w:t>
             </w:r>
           </w:p>
         </w:tc>
@@ -14094,7 +14514,7 @@
                 <w:color w:val="1C3A36"/>
                 <w:sz w:val="15"/>
               </w:rPr>
-              <w:t>-0.045, 0, 0.02, 0.02, 0.02</w:t>
+              <w:t>-0.016</w:t>
             </w:r>
           </w:p>
         </w:tc>
@@ -14111,7 +14531,7 @@
                 <w:color w:val="1C3A36"/>
                 <w:sz w:val="15"/>
               </w:rPr>
-              <w:t>H1-2026 actual -6.8%; FY26E -4.5% (softer H2 comps), stabilising then +2% — no turnaround projected beyond the company's own cost actions</w:t>
+              <w:t>SUPERSEDED-EDITION DELTA: computing the terminal return from the model's own year five instead of inputting 10.5%, priced against the first edition's central</w:t>
             </w:r>
           </w:p>
         </w:tc>
@@ -14128,7 +14548,7 @@
                 <w:color w:val="1C3A36"/>
                 <w:sz w:val="15"/>
               </w:rPr>
-              <w:t>2026-08-18</w:t>
+              <w:t>2026-08-19</w:t>
             </w:r>
           </w:p>
         </w:tc>
@@ -14147,7 +14567,7 @@
                 <w:color w:val="1C3A36"/>
                 <w:sz w:val="15"/>
               </w:rPr>
-              <w:t>kd_eg_localeq</w:t>
+              <w:t>frz_rev_g</w:t>
             </w:r>
           </w:p>
         </w:tc>
@@ -14164,7 +14584,7 @@
                 <w:color w:val="1C3A36"/>
                 <w:sz w:val="15"/>
               </w:rPr>
-              <w:t>0.065</w:t>
+              <w:t>0.01, 0.035, 0.035, 0.03, 0.03</w:t>
             </w:r>
           </w:p>
         </w:tc>
@@ -14181,7 +14601,7 @@
                 <w:color w:val="1C3A36"/>
                 <w:sz w:val="15"/>
               </w:rPr>
-              <w:t>EGP tranche (417.2 of 1,893.9) at SAR-equivalent cost: under covered interest parity the 25-27% EGP nominal cost converts to the SAR rate + Egypt credit/liquidity spread; carried at 6.5% (SAR marginal + ~75bp) — NOT the raw EGP coupon, which would misstate a SAR-nominal WACC</w:t>
+              <w:t>H1-2026 -1.4% with a stronger Q2; FY26E +1% (H2 recovery per company), then 3-3.5% B2B/food-service growth</w:t>
             </w:r>
           </w:p>
         </w:tc>
@@ -14217,7 +14637,7 @@
                 <w:color w:val="1C3A36"/>
                 <w:sz w:val="15"/>
               </w:rPr>
-              <w:t>kd_other</w:t>
+              <w:t>g_term_derived</w:t>
             </w:r>
           </w:p>
         </w:tc>
@@ -14234,7 +14654,7 @@
                 <w:color w:val="1C3A36"/>
                 <w:sz w:val="15"/>
               </w:rPr>
-              <w:t>0.055</w:t>
+              <w:t>0.0271</w:t>
             </w:r>
           </w:p>
         </w:tc>
@@ -14251,7 +14671,7 @@
                 <w:color w:val="1C3A36"/>
                 <w:sz w:val="15"/>
               </w:rPr>
-              <w:t>AED/DZD minor tranches (220.4) at ~5.5% local-equivalent</w:t>
+              <w:t>DERIVED, never typed: (1 + terminal inflation 0.0200 from the house Saudi macro path) x (1 + stated real growth 0.0070) - 1. The previous edition's 2.50% rested on this study's own 1.8% CPI reading rather than on the house path.</w:t>
             </w:r>
           </w:p>
         </w:tc>
@@ -14268,7 +14688,7 @@
                 <w:color w:val="1C3A36"/>
                 <w:sz w:val="15"/>
               </w:rPr>
-              <w:t>2026-08-18</w:t>
+              <w:t>2026-09-03</w:t>
             </w:r>
           </w:p>
         </w:tc>
@@ -14287,7 +14707,7 @@
                 <w:color w:val="1C3A36"/>
                 <w:sz w:val="15"/>
               </w:rPr>
-              <w:t>kd_sar</w:t>
+              <w:t>g_term_real</w:t>
             </w:r>
           </w:p>
         </w:tc>
@@ -14304,7 +14724,7 @@
                 <w:color w:val="1C3A36"/>
                 <w:sz w:val="15"/>
               </w:rPr>
-              <w:t>0.0574</w:t>
+              <w:t>0.007</w:t>
             </w:r>
           </w:p>
         </w:tc>
@@ -14321,7 +14741,7 @@
                 <w:color w:val="1C3A36"/>
                 <w:sz w:val="15"/>
               </w:rPr>
-              <w:t>marginal SAR cost of debt = 3M SAIBOR 4.74% + ~100bp murabaha spread on Savola's sharia-compliant facilities (1.3bn of the book, note 21.1); sits above the 1Y sovereign 4.70% as it must</w:t>
+              <w:t>Terminal REAL growth of 0.7%: staples volume growth a little under population growth, below real GDP. This is the SAME real rate the previous edition argued in prose ('Saudi CPI 1.8% + ~0.7% real staples growth'); what changes is that it is now STORED as a real rate and the nominal is DERIVED from the house inflation path, so a reader can tell whether the company is assumed to grow faster or slower than prices. A typed nominal 2.5% cannot answer that question. Real growth is also now CHARGED for the capital it consumes, which the retired construction did on its own terms and this one does on the model's own forecast</w:t>
             </w:r>
           </w:p>
         </w:tc>
@@ -14338,7 +14758,7 @@
                 <w:color w:val="1C3A36"/>
                 <w:sz w:val="15"/>
               </w:rPr>
-              <w:t>2026-08-18</w:t>
+              <w:t>2026-08-14</w:t>
             </w:r>
           </w:p>
         </w:tc>
@@ -14357,7 +14777,7 @@
                 <w:color w:val="1C3A36"/>
                 <w:sz w:val="15"/>
               </w:rPr>
-              <w:t>kinan_g</w:t>
+              <w:t>herfy_rev_g</w:t>
             </w:r>
           </w:p>
         </w:tc>
@@ -14374,7 +14794,7 @@
                 <w:color w:val="1C3A36"/>
                 <w:sz w:val="15"/>
               </w:rPr>
-              <w:t>0.03</w:t>
+              <w:t>-0.045, 0, 0.02, 0.02, 0.02</w:t>
             </w:r>
           </w:p>
         </w:tc>
@@ -14391,7 +14811,7 @@
                 <w:color w:val="1C3A36"/>
                 <w:sz w:val="15"/>
               </w:rPr>
-              <w:t>growth on Kinan's contribution off the annualized H1-2026 actual (34 x 2): ~3%/yr with Saudi real estate; falsified by Kinan's own results</w:t>
+              <w:t>H1-2026 actual -6.8%; FY26E -4.5% (softer H2 comps), stabilising then +2% — no turnaround projected beyond the company's own cost actions</w:t>
             </w:r>
           </w:p>
         </w:tc>
@@ -14427,7 +14847,7 @@
                 <w:color w:val="1C3A36"/>
                 <w:sz w:val="15"/>
               </w:rPr>
-              <w:t>norm_ebitda_mgn</w:t>
+              <w:t>kd_eg_localeq</w:t>
             </w:r>
           </w:p>
         </w:tc>
@@ -14444,7 +14864,7 @@
                 <w:color w:val="1C3A36"/>
                 <w:sz w:val="15"/>
               </w:rPr>
-              <w:t>0.092</w:t>
+              <w:t>0.065</w:t>
             </w:r>
           </w:p>
         </w:tc>
@@ -14461,7 +14881,7 @@
                 <w:color w:val="1C3A36"/>
                 <w:sz w:val="15"/>
               </w:rPr>
-              <w:t>normalized mid-cycle operating EBITDA margin 9.2% (ex-associates): inside the observed FY2023-FY2025 envelope 8.9%-9.5% (computed on the model's own basis) and between FY2025's 9.0% and the H1-2026 ~9.4% restated level</w:t>
+              <w:t>EGP tranche (417.2 of 1,893.9) at SAR-equivalent cost: under covered interest parity the 25-27% EGP nominal cost converts to the SAR rate + Egypt credit/liquidity spread; carried at 6.5% (SAR marginal + ~75bp) — NOT the raw EGP coupon, which would misstate a SAR-nominal WACC</w:t>
             </w:r>
           </w:p>
         </w:tc>
@@ -14497,7 +14917,7 @@
                 <w:color w:val="1C3A36"/>
                 <w:sz w:val="15"/>
               </w:rPr>
-              <w:t>nuts_gm_path</w:t>
+              <w:t>kd_other</w:t>
             </w:r>
           </w:p>
         </w:tc>
@@ -14514,7 +14934,7 @@
                 <w:color w:val="1C3A36"/>
                 <w:sz w:val="15"/>
               </w:rPr>
-              <w:t>0.265, 0.27, 0.27, 0.27, 0.27</w:t>
+              <w:t>0.055</w:t>
             </w:r>
           </w:p>
         </w:tc>
@@ -14531,7 +14951,7 @@
                 <w:color w:val="1C3A36"/>
                 <w:sz w:val="15"/>
               </w:rPr>
-              <w:t>FY25 residual category GM 26.1% (segment-note GP less the three disclosed categories); H1-2026 blended 29.9% disclosed; forward 26.5-27% — direction supported by the measured UAE margin and the Mehbaj/Jeddah integration, size capped</w:t>
+              <w:t>AED/DZD minor tranches (220.4) at ~5.5% local-equivalent</w:t>
             </w:r>
           </w:p>
         </w:tc>
@@ -14567,7 +14987,7 @@
                 <w:color w:val="1C3A36"/>
                 <w:sz w:val="15"/>
               </w:rPr>
-              <w:t>nuts_rev_path</w:t>
+              <w:t>kd_sar</w:t>
             </w:r>
           </w:p>
         </w:tc>
@@ -14584,7 +15004,7 @@
                 <w:color w:val="1C3A36"/>
                 <w:sz w:val="15"/>
               </w:rPr>
-              <w:t>730.0, 800.0, 848.0, 890.0, 926.0</w:t>
+              <w:t>0.0574</w:t>
             </w:r>
           </w:p>
         </w:tc>
@@ -14601,7 +15021,7 @@
                 <w:color w:val="1C3A36"/>
                 <w:sz w:val="15"/>
               </w:rPr>
-              <w:t>FY25 base 768.9 (residual of the four categories against the audited FP segment revenue) — FY26E steps DOWN 5.1%, anchored on the H1-2026 actual 337 (Bayara UAE 278 + KSA 59; nuts is H2/festive-season weighted) with the Mehbaj bolt-on from Jul-2026 (total consideration SR 11.4mn per the Q2-2026 interims note 19; modelled as a modest KSA revenue step +40 in H2-26E, +8.5% FY27E, then +5%) — flagged as the least-anchored revenue line</w:t>
+              <w:t>marginal SAR cost of debt = 3M SAIBOR 4.74% + ~100bp murabaha spread on Savola's sharia-compliant facilities (1.3bn of the book, note 21.1); sits above the 1Y sovereign 4.70% as it must</w:t>
             </w:r>
           </w:p>
         </w:tc>
@@ -14618,7 +15038,7 @@
                 <w:color w:val="1C3A36"/>
                 <w:sz w:val="15"/>
               </w:rPr>
-              <w:t>2026-08-19</w:t>
+              <w:t>2026-08-18</w:t>
             </w:r>
           </w:p>
         </w:tc>
@@ -14637,7 +15057,7 @@
                 <w:color w:val="1C3A36"/>
                 <w:sz w:val="15"/>
               </w:rPr>
-              <w:t>oil_gpt_path</w:t>
+              <w:t>kinan_g</w:t>
             </w:r>
           </w:p>
         </w:tc>
@@ -14654,7 +15074,7 @@
                 <w:color w:val="1C3A36"/>
                 <w:sz w:val="15"/>
               </w:rPr>
-              <w:t>740.0, 745.0, 745.0, 745.0, 745.0</w:t>
+              <w:t>0.03</w:t>
             </w:r>
           </w:p>
         </w:tc>
@@ -14671,7 +15091,7 @@
                 <w:color w:val="1C3A36"/>
                 <w:sz w:val="15"/>
               </w:rPr>
-              <w:t>GP/ton: FY25 724, H1-2026 actual 762; FY26E 740 = H1 762 blended with a replacement-cost-squeezed H2 (company's own Q3/Q4 warning + FAO); held 745 after — the observed improvement is NOT projected further (no measured mechanism)</w:t>
+              <w:t>growth on Kinan's contribution off the annualized H1-2026 actual (34 x 2): ~3%/yr with Saudi real estate; falsified by Kinan's own results</w:t>
             </w:r>
           </w:p>
         </w:tc>
@@ -14707,7 +15127,7 @@
                 <w:color w:val="1C3A36"/>
                 <w:sz w:val="15"/>
               </w:rPr>
-              <w:t>oil_rpt_g</w:t>
+              <w:t>norm_ebitda_mgn</w:t>
             </w:r>
           </w:p>
         </w:tc>
@@ -14724,7 +15144,7 @@
                 <w:color w:val="1C3A36"/>
                 <w:sz w:val="15"/>
               </w:rPr>
-              <w:t>0.005, 0.015, 0.015, 0.01, 0.01</w:t>
+              <w:t>0.092</w:t>
             </w:r>
           </w:p>
         </w:tc>
@@ -14741,7 +15161,7 @@
                 <w:color w:val="1C3A36"/>
                 <w:sz w:val="15"/>
               </w:rPr>
-              <w:t>revenue/ton: H1-2026 5,570 vs H1-2025 5,416 (+2.8% computed); FY26E +0.5% on the FY25 base then +1-1.5%/yr pass-through of the FAO veg-oil rise (Jul-2026 index highest since Jun-2022)</w:t>
+              <w:t>normalized mid-cycle operating EBITDA margin 9.2% (ex-associates): inside the observed FY2023-FY2025 envelope 8.9%-9.5% (computed on the model's own basis) and between FY2025's 9.0% and the H1-2026 ~9.4% restated level</w:t>
             </w:r>
           </w:p>
         </w:tc>
@@ -14777,7 +15197,7 @@
                 <w:color w:val="1C3A36"/>
                 <w:sz w:val="15"/>
               </w:rPr>
-              <w:t>oil_vol_g</w:t>
+              <w:t>nuts_gm_path</w:t>
             </w:r>
           </w:p>
         </w:tc>
@@ -14794,7 +15214,7 @@
                 <w:color w:val="1C3A36"/>
                 <w:sz w:val="15"/>
               </w:rPr>
-              <w:t>0.125, 0.04, 0.03, 0.025, 0.02</w:t>
+              <w:t>0.265, 0.27, 0.27, 0.27, 0.27</w:t>
             </w:r>
           </w:p>
         </w:tc>
@@ -14811,7 +15231,7 @@
                 <w:color w:val="1C3A36"/>
                 <w:sz w:val="15"/>
               </w:rPr>
-              <w:t>FY2026E +12.5% = H1 actual +16.1% carried at a moderated +9% H2 (B2B wins annualise; Algeria record volumes); then fading to market growth. Mechanism: company-reported share gains and exports, not price</w:t>
+              <w:t>FY25 residual category GM 26.1% (segment-note GP less the three disclosed categories); H1-2026 blended 29.9% disclosed; forward 26.5-27% — direction supported by the measured UAE margin and the Mehbaj/Jeddah integration, size capped</w:t>
             </w:r>
           </w:p>
         </w:tc>
@@ -14847,7 +15267,7 @@
                 <w:color w:val="1C3A36"/>
                 <w:sz w:val="15"/>
               </w:rPr>
-              <w:t>panda_scale_step</w:t>
+              <w:t>nuts_rev_path</w:t>
             </w:r>
           </w:p>
         </w:tc>
@@ -14864,7 +15284,7 @@
                 <w:color w:val="1C3A36"/>
                 <w:sz w:val="15"/>
               </w:rPr>
-              <w:t>0.001</w:t>
+              <w:t>730.0, 800.0, 848.0, 890.0, 926.0</w:t>
             </w:r>
           </w:p>
         </w:tc>
@@ -14881,7 +15301,7 @@
                 <w:color w:val="1C3A36"/>
                 <w:sz w:val="15"/>
               </w:rPr>
-              <w:t>Framing A store-opex scale gain: -10bp/yr from FY2028 as CXR conversions and e-commerce density mature; ZERO in Framing B</w:t>
+              <w:t>FY25 base 768.9 (residual of the four categories against the audited FP segment revenue) — FY26E steps DOWN 5.1%, anchored on the H1-2026 actual 337 (Bayara UAE 278 + KSA 59; nuts is H2/festive-season weighted) with the Mehbaj bolt-on from Jul-2026 (total consideration SR 11.4mn per the Q2-2026 interims note 19; modelled as a modest KSA revenue step +40 in H2-26E, +8.5% FY27E, then +5%) — flagged as the least-anchored revenue line</w:t>
             </w:r>
           </w:p>
         </w:tc>
@@ -14898,7 +15318,7 @@
                 <w:color w:val="1C3A36"/>
                 <w:sz w:val="15"/>
               </w:rPr>
-              <w:t>2026-08-18</w:t>
+              <w:t>2026-08-19</w:t>
             </w:r>
           </w:p>
         </w:tc>
@@ -14917,7 +15337,7 @@
                 <w:color w:val="1C3A36"/>
                 <w:sz w:val="15"/>
               </w:rPr>
-              <w:t>pas_gpt_path</w:t>
+              <w:t>oil_gpt_path</w:t>
             </w:r>
           </w:p>
         </w:tc>
@@ -14934,7 +15354,7 @@
                 <w:color w:val="1C3A36"/>
                 <w:sz w:val="15"/>
               </w:rPr>
-              <w:t>520.0, 520.0, 520.0, 520.0, 520.0</w:t>
+              <w:t>740.0, 745.0, 745.0, 745.0, 745.0</w:t>
             </w:r>
           </w:p>
         </w:tc>
@@ -14951,7 +15371,7 @@
                 <w:color w:val="1C3A36"/>
                 <w:sz w:val="15"/>
               </w:rPr>
-              <w:t>GP/ton: H1-2026 actual 525 (73/139); FY2025 DISCLOSED 445 (deck p17, 440 in FY2024); held at 520 — the wheat/packaging tailwind the company names is retained, not amplified</w:t>
+              <w:t>GP/ton: FY25 724, H1-2026 actual 762; FY26E 740 = H1 762 blended with a replacement-cost-squeezed H2 (company's own Q3/Q4 warning + FAO); held 745 after — the observed improvement is NOT projected further (no measured mechanism)</w:t>
             </w:r>
           </w:p>
         </w:tc>
@@ -14987,7 +15407,7 @@
                 <w:color w:val="1C3A36"/>
                 <w:sz w:val="15"/>
               </w:rPr>
-              <w:t>pas_rpt_g</w:t>
+              <w:t>oil_rpt_g</w:t>
             </w:r>
           </w:p>
         </w:tc>
@@ -15004,7 +15424,7 @@
                 <w:color w:val="1C3A36"/>
                 <w:sz w:val="15"/>
               </w:rPr>
-              <w:t>0.02, 0.01, 0.01, 0.01, 0.01</w:t>
+              <w:t>0.005, 0.015, 0.015, 0.01, 0.01</w:t>
             </w:r>
           </w:p>
         </w:tc>
@@ -15021,7 +15441,7 @@
                 <w:color w:val="1C3A36"/>
                 <w:sz w:val="15"/>
               </w:rPr>
-              <w:t>revenue/ton +2% FY26E (H1-2026 2,101 vs H1-2025 2,052 = +2.4% computed), then +1%</w:t>
+              <w:t>revenue/ton: H1-2026 5,570 vs H1-2025 5,416 (+2.8% computed); FY26E +0.5% on the FY25 base then +1-1.5%/yr pass-through of the FAO veg-oil rise (Jul-2026 index highest since Jun-2022)</w:t>
             </w:r>
           </w:p>
         </w:tc>
@@ -15057,7 +15477,7 @@
                 <w:color w:val="1C3A36"/>
                 <w:sz w:val="15"/>
               </w:rPr>
-              <w:t>pas_vol_g</w:t>
+              <w:t>oil_vol_g</w:t>
             </w:r>
           </w:p>
         </w:tc>
@@ -15074,7 +15494,7 @@
                 <w:color w:val="1C3A36"/>
                 <w:sz w:val="15"/>
               </w:rPr>
-              <w:t>0.03, 0.03, 0.025, 0.02, 0.02</w:t>
+              <w:t>0.125, 0.04, 0.03, 0.025, 0.02</w:t>
             </w:r>
           </w:p>
         </w:tc>
@@ -15091,7 +15511,7 @@
                 <w:color w:val="1C3A36"/>
                 <w:sz w:val="15"/>
               </w:rPr>
-              <w:t>company-stated H1-2026 volume +3.1% (registered rounded pair 139/135 computes +3.0%) carried, wheat-cost tailwind supporting competitiveness</w:t>
+              <w:t>FY2026E +12.5% = H1 actual +16.1% carried at a moderated +9% H2 (B2B wins annualise; Algeria record volumes); then fading to market growth. Mechanism: company-reported share gains and exports, not price</w:t>
             </w:r>
           </w:p>
         </w:tc>
@@ -15127,6 +15547,286 @@
                 <w:color w:val="1C3A36"/>
                 <w:sz w:val="15"/>
               </w:rPr>
+              <w:t>panda_scale_step</w:t>
+            </w:r>
+          </w:p>
+        </w:tc>
+        <w:tc>
+          <w:tcPr>
+            <w:tcW w:type="dxa" w:w="1656"/>
+          </w:tcPr>
+          <w:p>
+            <w:pPr>
+              <w:spacing w:after="20"/>
+            </w:pPr>
+            <w:r>
+              <w:rPr>
+                <w:color w:val="1C3A36"/>
+                <w:sz w:val="15"/>
+              </w:rPr>
+              <w:t>0.001</w:t>
+            </w:r>
+          </w:p>
+        </w:tc>
+        <w:tc>
+          <w:tcPr>
+            <w:tcW w:type="dxa" w:w="5400"/>
+          </w:tcPr>
+          <w:p>
+            <w:pPr>
+              <w:spacing w:after="20"/>
+            </w:pPr>
+            <w:r>
+              <w:rPr>
+                <w:color w:val="1C3A36"/>
+                <w:sz w:val="15"/>
+              </w:rPr>
+              <w:t>Framing A store-opex scale gain: -10bp/yr from FY2028 as CXR conversions and e-commerce density mature; ZERO in Framing B</w:t>
+            </w:r>
+          </w:p>
+        </w:tc>
+        <w:tc>
+          <w:tcPr>
+            <w:tcW w:type="dxa" w:w="1080"/>
+          </w:tcPr>
+          <w:p>
+            <w:pPr>
+              <w:spacing w:after="20"/>
+            </w:pPr>
+            <w:r>
+              <w:rPr>
+                <w:color w:val="1C3A36"/>
+                <w:sz w:val="15"/>
+              </w:rPr>
+              <w:t>2026-08-18</w:t>
+            </w:r>
+          </w:p>
+        </w:tc>
+      </w:tr>
+      <w:tr>
+        <w:tc>
+          <w:tcPr>
+            <w:tcW w:type="dxa" w:w="2088"/>
+          </w:tcPr>
+          <w:p>
+            <w:pPr>
+              <w:spacing w:after="20"/>
+            </w:pPr>
+            <w:r>
+              <w:rPr>
+                <w:color w:val="1C3A36"/>
+                <w:sz w:val="15"/>
+              </w:rPr>
+              <w:t>pas_gpt_path</w:t>
+            </w:r>
+          </w:p>
+        </w:tc>
+        <w:tc>
+          <w:tcPr>
+            <w:tcW w:type="dxa" w:w="1656"/>
+          </w:tcPr>
+          <w:p>
+            <w:pPr>
+              <w:spacing w:after="20"/>
+            </w:pPr>
+            <w:r>
+              <w:rPr>
+                <w:color w:val="1C3A36"/>
+                <w:sz w:val="15"/>
+              </w:rPr>
+              <w:t>520.0, 520.0, 520.0, 520.0, 520.0</w:t>
+            </w:r>
+          </w:p>
+        </w:tc>
+        <w:tc>
+          <w:tcPr>
+            <w:tcW w:type="dxa" w:w="5400"/>
+          </w:tcPr>
+          <w:p>
+            <w:pPr>
+              <w:spacing w:after="20"/>
+            </w:pPr>
+            <w:r>
+              <w:rPr>
+                <w:color w:val="1C3A36"/>
+                <w:sz w:val="15"/>
+              </w:rPr>
+              <w:t>GP/ton: H1-2026 actual 525 (73/139); FY2025 DISCLOSED 445 (deck p17, 440 in FY2024); held at 520 — the wheat/packaging tailwind the company names is retained, not amplified</w:t>
+            </w:r>
+          </w:p>
+        </w:tc>
+        <w:tc>
+          <w:tcPr>
+            <w:tcW w:type="dxa" w:w="1080"/>
+          </w:tcPr>
+          <w:p>
+            <w:pPr>
+              <w:spacing w:after="20"/>
+            </w:pPr>
+            <w:r>
+              <w:rPr>
+                <w:color w:val="1C3A36"/>
+                <w:sz w:val="15"/>
+              </w:rPr>
+              <w:t>2026-08-18</w:t>
+            </w:r>
+          </w:p>
+        </w:tc>
+      </w:tr>
+      <w:tr>
+        <w:tc>
+          <w:tcPr>
+            <w:tcW w:type="dxa" w:w="2088"/>
+          </w:tcPr>
+          <w:p>
+            <w:pPr>
+              <w:spacing w:after="20"/>
+            </w:pPr>
+            <w:r>
+              <w:rPr>
+                <w:color w:val="1C3A36"/>
+                <w:sz w:val="15"/>
+              </w:rPr>
+              <w:t>pas_rpt_g</w:t>
+            </w:r>
+          </w:p>
+        </w:tc>
+        <w:tc>
+          <w:tcPr>
+            <w:tcW w:type="dxa" w:w="1656"/>
+          </w:tcPr>
+          <w:p>
+            <w:pPr>
+              <w:spacing w:after="20"/>
+            </w:pPr>
+            <w:r>
+              <w:rPr>
+                <w:color w:val="1C3A36"/>
+                <w:sz w:val="15"/>
+              </w:rPr>
+              <w:t>0.02, 0.01, 0.01, 0.01, 0.01</w:t>
+            </w:r>
+          </w:p>
+        </w:tc>
+        <w:tc>
+          <w:tcPr>
+            <w:tcW w:type="dxa" w:w="5400"/>
+          </w:tcPr>
+          <w:p>
+            <w:pPr>
+              <w:spacing w:after="20"/>
+            </w:pPr>
+            <w:r>
+              <w:rPr>
+                <w:color w:val="1C3A36"/>
+                <w:sz w:val="15"/>
+              </w:rPr>
+              <w:t>revenue/ton +2% FY26E (H1-2026 2,101 vs H1-2025 2,052 = +2.4% computed), then +1%</w:t>
+            </w:r>
+          </w:p>
+        </w:tc>
+        <w:tc>
+          <w:tcPr>
+            <w:tcW w:type="dxa" w:w="1080"/>
+          </w:tcPr>
+          <w:p>
+            <w:pPr>
+              <w:spacing w:after="20"/>
+            </w:pPr>
+            <w:r>
+              <w:rPr>
+                <w:color w:val="1C3A36"/>
+                <w:sz w:val="15"/>
+              </w:rPr>
+              <w:t>2026-08-18</w:t>
+            </w:r>
+          </w:p>
+        </w:tc>
+      </w:tr>
+      <w:tr>
+        <w:tc>
+          <w:tcPr>
+            <w:tcW w:type="dxa" w:w="2088"/>
+          </w:tcPr>
+          <w:p>
+            <w:pPr>
+              <w:spacing w:after="20"/>
+            </w:pPr>
+            <w:r>
+              <w:rPr>
+                <w:color w:val="1C3A36"/>
+                <w:sz w:val="15"/>
+              </w:rPr>
+              <w:t>pas_vol_g</w:t>
+            </w:r>
+          </w:p>
+        </w:tc>
+        <w:tc>
+          <w:tcPr>
+            <w:tcW w:type="dxa" w:w="1656"/>
+          </w:tcPr>
+          <w:p>
+            <w:pPr>
+              <w:spacing w:after="20"/>
+            </w:pPr>
+            <w:r>
+              <w:rPr>
+                <w:color w:val="1C3A36"/>
+                <w:sz w:val="15"/>
+              </w:rPr>
+              <w:t>0.03, 0.03, 0.025, 0.02, 0.02</w:t>
+            </w:r>
+          </w:p>
+        </w:tc>
+        <w:tc>
+          <w:tcPr>
+            <w:tcW w:type="dxa" w:w="5400"/>
+          </w:tcPr>
+          <w:p>
+            <w:pPr>
+              <w:spacing w:after="20"/>
+            </w:pPr>
+            <w:r>
+              <w:rPr>
+                <w:color w:val="1C3A36"/>
+                <w:sz w:val="15"/>
+              </w:rPr>
+              <w:t>company-stated H1-2026 volume +3.1% (registered rounded pair 139/135 computes +3.0%) carried, wheat-cost tailwind supporting competitiveness</w:t>
+            </w:r>
+          </w:p>
+        </w:tc>
+        <w:tc>
+          <w:tcPr>
+            <w:tcW w:type="dxa" w:w="1080"/>
+          </w:tcPr>
+          <w:p>
+            <w:pPr>
+              <w:spacing w:after="20"/>
+            </w:pPr>
+            <w:r>
+              <w:rPr>
+                <w:color w:val="1C3A36"/>
+                <w:sz w:val="15"/>
+              </w:rPr>
+              <w:t>2026-08-18</w:t>
+            </w:r>
+          </w:p>
+        </w:tc>
+      </w:tr>
+      <w:tr>
+        <w:tc>
+          <w:tcPr>
+            <w:tcW w:type="dxa" w:w="2088"/>
+          </w:tcPr>
+          <w:p>
+            <w:pPr>
+              <w:spacing w:after="20"/>
+            </w:pPr>
+            <w:r>
+              <w:rPr>
+                <w:color w:val="1C3A36"/>
+                <w:sz w:val="15"/>
+              </w:rPr>
               <w:t>pe_discount</w:t>
             </w:r>
           </w:p>
@@ -15162,6 +15862,76 @@
                 <w:sz w:val="15"/>
               </w:rPr>
               <w:t>conglomerate / EM-mix discount applied to the peer-mix P/E: ~21% of revenue is Egypt (Caa1 sovereign) and the group stacks a holding level over four operating legs; 20% base, published undiscounted alongside and sensitized 10-30%</w:t>
+            </w:r>
+          </w:p>
+        </w:tc>
+        <w:tc>
+          <w:tcPr>
+            <w:tcW w:type="dxa" w:w="1080"/>
+          </w:tcPr>
+          <w:p>
+            <w:pPr>
+              <w:spacing w:after="20"/>
+            </w:pPr>
+            <w:r>
+              <w:rPr>
+                <w:color w:val="1C3A36"/>
+                <w:sz w:val="15"/>
+              </w:rPr>
+              <w:t>2026-08-18</w:t>
+            </w:r>
+          </w:p>
+        </w:tc>
+      </w:tr>
+      <w:tr>
+        <w:tc>
+          <w:tcPr>
+            <w:tcW w:type="dxa" w:w="2088"/>
+          </w:tcPr>
+          <w:p>
+            <w:pPr>
+              <w:spacing w:after="20"/>
+            </w:pPr>
+            <w:r>
+              <w:rPr>
+                <w:color w:val="1C3A36"/>
+                <w:sz w:val="15"/>
+              </w:rPr>
+              <w:t>rf_proxy_edition1</w:t>
+            </w:r>
+          </w:p>
+        </w:tc>
+        <w:tc>
+          <w:tcPr>
+            <w:tcW w:type="dxa" w:w="1656"/>
+          </w:tcPr>
+          <w:p>
+            <w:pPr>
+              <w:spacing w:after="20"/>
+            </w:pPr>
+            <w:r>
+              <w:rPr>
+                <w:color w:val="1C3A36"/>
+                <w:sz w:val="15"/>
+              </w:rPr>
+              <w:t>0.0553</w:t>
+            </w:r>
+          </w:p>
+        </w:tc>
+        <w:tc>
+          <w:tcPr>
+            <w:tcW w:type="dxa" w:w="5400"/>
+          </w:tcPr>
+          <w:p>
+            <w:pPr>
+              <w:spacing w:after="20"/>
+            </w:pPr>
+            <w:r>
+              <w:rPr>
+                <w:color w:val="1C3A36"/>
+                <w:sz w:val="15"/>
+              </w:rPr>
+              <w:t>SUPERSEDED. The first edition's synthetic risk-free rate (US 10-year plus a new-issue spread), built when this desk believed no direct Saudi sovereign series was reachable. It is registered rather than typed because both documents quote it to show what changed, and this model cannot compute it — a different model produced it</w:t>
             </w:r>
           </w:p>
         </w:tc>
